--- a/articles/NFC Predictions .docx
+++ b/articles/NFC Predictions .docx
@@ -104,7 +104,13 @@
     </w:p>
     <w:p>
       <w:r>
-        <w:t xml:space="preserve">The NFC East has been one of the most completive divisions in football for the last two decades. Only once in </w:t>
+        <w:t>The NFC East has been one of the most comp</w:t>
+      </w:r>
+      <w:r>
+        <w:t>etit</w:t>
+      </w:r>
+      <w:r>
+        <w:t xml:space="preserve">ive divisions in football for the last two decades. Only once in </w:t>
       </w:r>
       <w:proofErr w:type="spellStart"/>
       <w:r>
@@ -165,7 +171,13 @@
     </w:p>
     <w:p>
       <w:r>
-        <w:t>Hot Takes!! John Harbough, Jaxson Dart, Cam Skattebo, Malik Nabers, just so much potential, star power, vibes. This team blew 5 4</w:t>
+        <w:t>Hot Takes!! John Harb</w:t>
+      </w:r>
+      <w:r>
+        <w:t>a</w:t>
+      </w:r>
+      <w:r>
+        <w:t>ugh, Jaxson Dart, Cam Skattebo, Malik Nabers, just so much potential, star power, vibes. This team blew 5 4</w:t>
       </w:r>
       <w:r>
         <w:rPr>

--- a/articles/NFC Predictions .docx
+++ b/articles/NFC Predictions .docx
@@ -391,7 +391,10 @@
         <w:t>Jordan Love is talented, but inconsistent. Christian Watson is a tough sell of a WR1 who just got paid like one, the rest of the receivers are unproven. Tucker Kraft returning from an ACL tear needs to come out of the gates hot</w:t>
       </w:r>
       <w:r>
-        <w:t xml:space="preserve"> or who breaks the big plays off for the </w:t>
+        <w:t>. W</w:t>
+      </w:r>
+      <w:r>
+        <w:t xml:space="preserve">ho breaks the big plays off for the </w:t>
       </w:r>
       <w:r>
         <w:t>P</w:t>
@@ -405,22 +408,18 @@
       <w:r>
         <w:t xml:space="preserve">Does Josh Jacobs play the whole season? Just so many questions on offense for the packers. That’s not </w:t>
       </w:r>
-      <w:proofErr w:type="spellStart"/>
-      <w:r>
-        <w:t>eveb</w:t>
-      </w:r>
-      <w:proofErr w:type="spellEnd"/>
+      <w:r>
+        <w:t>even</w:t>
+      </w:r>
       <w:r>
         <w:t xml:space="preserve"> m</w:t>
       </w:r>
       <w:r>
         <w:t xml:space="preserve">y </w:t>
       </w:r>
-      <w:proofErr w:type="spellStart"/>
-      <w:r>
-        <w:t>biggestg</w:t>
-      </w:r>
-      <w:proofErr w:type="spellEnd"/>
+      <w:r>
+        <w:t>biggest</w:t>
+      </w:r>
       <w:r>
         <w:t xml:space="preserve"> concern for the Packers</w:t>
       </w:r>
@@ -428,26 +427,16 @@
         <w:t xml:space="preserve"> though, this team </w:t>
       </w:r>
       <w:r>
-        <w:t xml:space="preserve">may not have Parsons, an absolute game changer on defense, for the first half of the season. That means that offense that I don’t really love, is going to need to carry this team I in the first </w:t>
-      </w:r>
-      <w:proofErr w:type="spellStart"/>
-      <w:r>
-        <w:t>haf</w:t>
-      </w:r>
-      <w:proofErr w:type="spellEnd"/>
-      <w:r>
-        <w:t xml:space="preserve"> of the season. I just don’t see it. </w:t>
-      </w:r>
-      <w:r>
-        <w:t xml:space="preserve">In a surprise move, I could even see LaFleur being moved </w:t>
-      </w:r>
-      <w:proofErr w:type="gramStart"/>
-      <w:r>
-        <w:t>off of</w:t>
-      </w:r>
-      <w:proofErr w:type="gramEnd"/>
-      <w:r>
-        <w:t xml:space="preserve"> at seasons end. </w:t>
+        <w:t>may not have Parsons, an absolute game changer on defense, for the first half of the season. That means that offense that I don’t really love, is going to need to carry this team the first ha</w:t>
+      </w:r>
+      <w:r>
+        <w:t>l</w:t>
+      </w:r>
+      <w:r>
+        <w:t xml:space="preserve">f of the season. I just don’t see it. </w:t>
+      </w:r>
+      <w:r>
+        <w:t>In a surprise move, I could even see LaFleur being moved off of at seasons end.</w:t>
       </w:r>
     </w:p>
     <w:p>

--- a/articles/NFC Predictions .docx
+++ b/articles/NFC Predictions .docx
@@ -436,7 +436,15 @@
         <w:t xml:space="preserve">f of the season. I just don’t see it. </w:t>
       </w:r>
       <w:r>
-        <w:t>In a surprise move, I could even see LaFleur being moved off of at seasons end.</w:t>
+        <w:t xml:space="preserve">In a surprise move, I could even see LaFleur being moved </w:t>
+      </w:r>
+      <w:proofErr w:type="gramStart"/>
+      <w:r>
+        <w:t>off of</w:t>
+      </w:r>
+      <w:proofErr w:type="gramEnd"/>
+      <w:r>
+        <w:t xml:space="preserve"> at seasons end.</w:t>
       </w:r>
     </w:p>
     <w:p>
@@ -859,7 +867,13 @@
     </w:p>
     <w:p>
       <w:r>
-        <w:t xml:space="preserve">Did I just predict that the Rams, the team the Seahawks beat all 3 times they matched up with ahead of the Seahawks? </w:t>
+        <w:t xml:space="preserve">Did I just predict that the Rams, the team the Seahawks beat all 3 times they matched up with </w:t>
+      </w:r>
+      <w:r>
+        <w:t xml:space="preserve">last year </w:t>
+      </w:r>
+      <w:r>
+        <w:t xml:space="preserve">ahead of the Seahawks? </w:t>
       </w:r>
       <w:r>
         <w:t>Yes,</w:t>
